--- a/Week-3/Recording/Week-3-Recordings.docx
+++ b/Week-3/Recording/Week-3-Recordings.docx
@@ -39,7 +39,16 @@
         <w:t>Week-3-Day-3</w:t>
       </w:r>
     </w:p>
-    <w:p/>
+    <w:p>
+      <w:hyperlink r:id="rId6" w:history="1">
+        <w:r>
+          <w:rPr>
+            <w:rStyle w:val="Hyperlink"/>
+          </w:rPr>
+          <w:t>https://drive.google.com/file/d/18rnhAZ7OzeSh9Jy2zeZH-ntqGQHP9Or1/view</w:t>
+        </w:r>
+      </w:hyperlink>
+    </w:p>
     <w:p/>
     <w:p/>
     <w:p/>
